--- a/docs/manuals/00-index.docx
+++ b/docs/manuals/00-index.docx
@@ -34,9 +34,214 @@
         <w:t xml:space="preserve">Version 1.0 · 07 October 2026</w:t>
       </w:r>
     </w:p>
+    <w:tbl>
+      <w:tblPr>
+        <w:tblStyle w:val="Table"/>
+        <w:tblW w:type="pct" w:w="5000"/>
+        <w:tblLook w:firstRow="1" w:lastRow="0" w:firstColumn="0" w:lastColumn="0" w:noHBand="0" w:noVBand="0" w:val="0020"/>
+        <w:jc w:val="start"/>
+      </w:tblPr>
+      <w:tblGrid>
+        <w:gridCol w:w="1584"/>
+        <w:gridCol w:w="1584"/>
+        <w:gridCol w:w="1584"/>
+        <w:gridCol w:w="1584"/>
+        <w:gridCol w:w="1584"/>
+      </w:tblGrid>
+      <w:tr>
+        <w:trPr>
+          <w:tblHeader w:val="true"/>
+          <w:tblHeader w:val="true"/>
+        </w:trPr>
+        <w:tc>
+          <w:tcPr>
+            <w:shd w:val="clear" w:color="auto" w:fill="213368"/>
+          </w:tcPr>
+          <w:p>
+            <w:pPr>
+              <w:pStyle w:val="Compact"/>
+              <w:spacing w:before="20" w:after="20"/>
+              <w:jc w:val="left"/>
+            </w:pPr>
+            <w:r>
+              <w:rPr>
+                <w:b/>
+                <w:color w:val="FFFFFF"/>
+                <w:sz w:val="17"/>
+              </w:rPr>
+              <w:t xml:space="preserve">Document</w:t>
+            </w:r>
+          </w:p>
+        </w:tc>
+        <w:tc>
+          <w:tcPr>
+            <w:shd w:val="clear" w:color="auto" w:fill="213368"/>
+          </w:tcPr>
+          <w:p>
+            <w:pPr>
+              <w:pStyle w:val="Compact"/>
+              <w:spacing w:before="20" w:after="20"/>
+              <w:jc w:val="left"/>
+            </w:pPr>
+            <w:r>
+              <w:rPr>
+                <w:b/>
+                <w:color w:val="FFFFFF"/>
+                <w:sz w:val="17"/>
+              </w:rPr>
+              <w:t xml:space="preserve">Version</w:t>
+            </w:r>
+          </w:p>
+        </w:tc>
+        <w:tc>
+          <w:tcPr>
+            <w:shd w:val="clear" w:color="auto" w:fill="213368"/>
+          </w:tcPr>
+          <w:p>
+            <w:pPr>
+              <w:pStyle w:val="Compact"/>
+              <w:spacing w:before="20" w:after="20"/>
+              <w:jc w:val="left"/>
+            </w:pPr>
+            <w:r>
+              <w:rPr>
+                <w:b/>
+                <w:color w:val="FFFFFF"/>
+                <w:sz w:val="17"/>
+              </w:rPr>
+              <w:t xml:space="preserve">Date</w:t>
+            </w:r>
+          </w:p>
+        </w:tc>
+        <w:tc>
+          <w:tcPr>
+            <w:shd w:val="clear" w:color="auto" w:fill="213368"/>
+          </w:tcPr>
+          <w:p>
+            <w:pPr>
+              <w:pStyle w:val="Compact"/>
+              <w:spacing w:before="20" w:after="20"/>
+              <w:jc w:val="left"/>
+            </w:pPr>
+            <w:r>
+              <w:rPr>
+                <w:b/>
+                <w:color w:val="FFFFFF"/>
+                <w:sz w:val="17"/>
+              </w:rPr>
+              <w:t xml:space="preserve">Owner</w:t>
+            </w:r>
+          </w:p>
+        </w:tc>
+        <w:tc>
+          <w:tcPr>
+            <w:shd w:val="clear" w:color="auto" w:fill="213368"/>
+          </w:tcPr>
+          <w:p>
+            <w:pPr>
+              <w:pStyle w:val="Compact"/>
+              <w:spacing w:before="20" w:after="20"/>
+              <w:jc w:val="left"/>
+            </w:pPr>
+            <w:r>
+              <w:rPr>
+                <w:b/>
+                <w:color w:val="FFFFFF"/>
+                <w:sz w:val="17"/>
+              </w:rPr>
+              <w:t xml:space="preserve">Status</w:t>
+            </w:r>
+          </w:p>
+        </w:tc>
+      </w:tr>
+      <w:tr>
+        <w:tc>
+          <w:tcPr/>
+          <w:p>
+            <w:pPr>
+              <w:pStyle w:val="Compact"/>
+              <w:spacing w:before="20" w:after="20"/>
+              <w:jc w:val="left"/>
+            </w:pPr>
+            <w:r>
+              <w:rPr>
+                <w:sz w:val="17"/>
+              </w:rPr>
+              <w:t xml:space="preserve">User Manuals Index</w:t>
+            </w:r>
+          </w:p>
+        </w:tc>
+        <w:tc>
+          <w:tcPr>
+            <w:noWrap/>
+          </w:tcPr>
+          <w:p>
+            <w:pPr>
+              <w:pStyle w:val="Compact"/>
+              <w:spacing w:before="20" w:after="20"/>
+              <w:jc w:val="left"/>
+            </w:pPr>
+            <w:r>
+              <w:rPr>
+                <w:sz w:val="17"/>
+              </w:rPr>
+              <w:t xml:space="preserve">1.0</w:t>
+            </w:r>
+          </w:p>
+        </w:tc>
+        <w:tc>
+          <w:tcPr/>
+          <w:p>
+            <w:pPr>
+              <w:pStyle w:val="Compact"/>
+              <w:spacing w:before="20" w:after="20"/>
+              <w:jc w:val="left"/>
+            </w:pPr>
+            <w:r>
+              <w:rPr>
+                <w:sz w:val="17"/>
+              </w:rPr>
+              <w:t xml:space="preserve">07 October 2026</w:t>
+            </w:r>
+          </w:p>
+        </w:tc>
+        <w:tc>
+          <w:tcPr/>
+          <w:p>
+            <w:pPr>
+              <w:pStyle w:val="Compact"/>
+              <w:spacing w:before="20" w:after="20"/>
+              <w:jc w:val="left"/>
+            </w:pPr>
+            <w:r>
+              <w:rPr>
+                <w:sz w:val="17"/>
+              </w:rPr>
+              <w:t xml:space="preserve">iorta TechNXT — Business Analysis and UX</w:t>
+            </w:r>
+          </w:p>
+        </w:tc>
+        <w:tc>
+          <w:tcPr/>
+          <w:p>
+            <w:pPr>
+              <w:pStyle w:val="Compact"/>
+              <w:spacing w:before="20" w:after="20"/>
+              <w:jc w:val="left"/>
+            </w:pPr>
+            <w:r>
+              <w:rPr>
+                <w:sz w:val="17"/>
+              </w:rPr>
+              <w:t xml:space="preserve">Issued for submission</w:t>
+            </w:r>
+          </w:p>
+        </w:tc>
+      </w:tr>
+    </w:tbl>
     <w:p>
       <w:pPr>
-        <w:pStyle w:val="FirstParagraph"/>
+        <w:pStyle w:val="BodyText"/>
       </w:pPr>
       <w:r>
         <w:t xml:space="preserve">Start with the</w:t>
@@ -52,7 +257,7 @@
         <w:t xml:space="preserve">Staff User Manual</w:t>
       </w:r>
       <w:r>
-        <w:t xml:space="preserve">, then read the manual for your role. The in-app help drawer ("?") links here.</w:t>
+        <w:t xml:space="preserve">, then read the manual for your role. The in-app help drawer ("?") summarises each page and points to these manuals.</w:t>
       </w:r>
     </w:p>
     <w:bookmarkStart w:id="31" w:name="staff"/>
@@ -88,12 +293,14 @@
           <w:p>
             <w:pPr>
               <w:pStyle w:val="Compact"/>
+              <w:spacing w:before="20" w:after="20"/>
               <w:jc w:val="left"/>
             </w:pPr>
             <w:r>
               <w:rPr>
                 <w:b/>
                 <w:color w:val="FFFFFF"/>
+                <w:sz w:val="18"/>
               </w:rPr>
               <w:t xml:space="preserve">Manual</w:t>
             </w:r>
@@ -106,29 +313,16 @@
           <w:p>
             <w:pPr>
               <w:pStyle w:val="Compact"/>
+              <w:spacing w:before="20" w:after="20"/>
               <w:jc w:val="left"/>
             </w:pPr>
             <w:r>
               <w:rPr>
                 <w:b/>
                 <w:color w:val="FFFFFF"/>
-              </w:rPr>
-              <w:t xml:space="preserve">Role(s) (</w:t>
-            </w:r>
-            <w:r>
-              <w:rPr>
-                <w:rStyle w:val="VerbatimChar"/>
-                <w:b/>
-                <w:color w:val="FFFFFF"/>
-              </w:rPr>
-              <w:t xml:space="preserve">config/security/rbac.json</w:t>
-            </w:r>
-            <w:r>
-              <w:rPr>
-                <w:b/>
-                <w:color w:val="FFFFFF"/>
-              </w:rPr>
-              <w:t xml:space="preserve">)</w:t>
+                <w:sz w:val="18"/>
+              </w:rPr>
+              <w:t xml:space="preserve">Role(s)</w:t>
             </w:r>
           </w:p>
         </w:tc>
@@ -139,14 +333,16 @@
           <w:p>
             <w:pPr>
               <w:pStyle w:val="Compact"/>
+              <w:spacing w:before="20" w:after="20"/>
               <w:jc w:val="left"/>
             </w:pPr>
             <w:r>
               <w:rPr>
                 <w:b/>
                 <w:color w:val="FFFFFF"/>
-              </w:rPr>
-              <w:t xml:space="preserve">Demo user (sandbox only)</w:t>
+                <w:sz w:val="18"/>
+              </w:rPr>
+              <w:t xml:space="preserve">Demo user (training and UAT only)</w:t>
             </w:r>
           </w:p>
         </w:tc>
@@ -157,6 +353,7 @@
           <w:p>
             <w:pPr>
               <w:pStyle w:val="Compact"/>
+              <w:spacing w:before="20" w:after="20"/>
               <w:jc w:val="left"/>
             </w:pPr>
             <w:hyperlink r:id="rId20">
@@ -168,21 +365,25 @@
               </w:r>
             </w:hyperlink>
             <w:r>
-              <w:t xml:space="preserve"> </w:t>
-            </w:r>
-            <w:r>
-              <w:t xml:space="preserve">— sign-in and MFA, navigation, common actions, help, troubleshooting, FAQ</w:t>
-            </w:r>
-          </w:p>
-        </w:tc>
-        <w:tc>
-          <w:tcPr/>
-          <w:p>
-            <w:pPr>
-              <w:pStyle w:val="Compact"/>
-              <w:jc w:val="left"/>
-            </w:pPr>
-            <w:r>
+              <w:rPr>
+                <w:sz w:val="18"/>
+              </w:rPr>
+              <w:t xml:space="preserve">: sign-in and MFA, navigation, common actions, help, troubleshooting, FAQ</w:t>
+            </w:r>
+          </w:p>
+        </w:tc>
+        <w:tc>
+          <w:tcPr/>
+          <w:p>
+            <w:pPr>
+              <w:pStyle w:val="Compact"/>
+              <w:spacing w:before="20" w:after="20"/>
+              <w:jc w:val="left"/>
+            </w:pPr>
+            <w:r>
+              <w:rPr>
+                <w:sz w:val="18"/>
+              </w:rPr>
               <w:t xml:space="preserve">All staff</w:t>
             </w:r>
           </w:p>
@@ -192,9 +393,13 @@
           <w:p>
             <w:pPr>
               <w:pStyle w:val="Compact"/>
-              <w:jc w:val="left"/>
-            </w:pPr>
-            <w:r>
+              <w:spacing w:before="20" w:after="20"/>
+              <w:jc w:val="left"/>
+            </w:pPr>
+            <w:r>
+              <w:rPr>
+                <w:sz w:val="18"/>
+              </w:rPr>
               <w:t xml:space="preserve">—</w:t>
             </w:r>
           </w:p>
@@ -206,6 +411,7 @@
           <w:p>
             <w:pPr>
               <w:pStyle w:val="Compact"/>
+              <w:spacing w:before="20" w:after="20"/>
               <w:jc w:val="left"/>
             </w:pPr>
             <w:hyperlink r:id="rId21">
@@ -223,11 +429,13 @@
           <w:p>
             <w:pPr>
               <w:pStyle w:val="Compact"/>
+              <w:spacing w:before="20" w:after="20"/>
               <w:jc w:val="left"/>
             </w:pPr>
             <w:r>
               <w:rPr>
                 <w:rStyle w:val="VerbatimChar"/>
+                <w:sz w:val="18"/>
               </w:rPr>
               <w:t xml:space="preserve">telesales_agent</w:t>
             </w:r>
@@ -238,23 +446,32 @@
           <w:p>
             <w:pPr>
               <w:pStyle w:val="Compact"/>
+              <w:spacing w:before="20" w:after="20"/>
               <w:jc w:val="left"/>
             </w:pPr>
             <w:r>
               <w:rPr>
                 <w:rStyle w:val="VerbatimChar"/>
+                <w:sz w:val="18"/>
               </w:rPr>
               <w:t xml:space="preserve">agent.hn</w:t>
             </w:r>
             <w:r>
+              <w:rPr>
+                <w:sz w:val="18"/>
+              </w:rPr>
               <w:t xml:space="preserve">,</w:t>
             </w:r>
             <w:r>
+              <w:rPr>
+                <w:sz w:val="18"/>
+              </w:rPr>
               <w:t xml:space="preserve"> </w:t>
             </w:r>
             <w:r>
               <w:rPr>
                 <w:rStyle w:val="VerbatimChar"/>
+                <w:sz w:val="18"/>
               </w:rPr>
               <w:t xml:space="preserve">agent.hcm</w:t>
             </w:r>
@@ -267,6 +484,7 @@
           <w:p>
             <w:pPr>
               <w:pStyle w:val="Compact"/>
+              <w:spacing w:before="20" w:after="20"/>
               <w:jc w:val="left"/>
             </w:pPr>
             <w:hyperlink r:id="rId22">
@@ -284,11 +502,13 @@
           <w:p>
             <w:pPr>
               <w:pStyle w:val="Compact"/>
+              <w:spacing w:before="20" w:after="20"/>
               <w:jc w:val="left"/>
             </w:pPr>
             <w:r>
               <w:rPr>
                 <w:rStyle w:val="VerbatimChar"/>
+                <w:sz w:val="18"/>
               </w:rPr>
               <w:t xml:space="preserve">telesales_supervisor</w:t>
             </w:r>
@@ -299,11 +519,13 @@
           <w:p>
             <w:pPr>
               <w:pStyle w:val="Compact"/>
+              <w:spacing w:before="20" w:after="20"/>
               <w:jc w:val="left"/>
             </w:pPr>
             <w:r>
               <w:rPr>
                 <w:rStyle w:val="VerbatimChar"/>
+                <w:sz w:val="18"/>
               </w:rPr>
               <w:t xml:space="preserve">supervisor</w:t>
             </w:r>
@@ -316,6 +538,7 @@
           <w:p>
             <w:pPr>
               <w:pStyle w:val="Compact"/>
+              <w:spacing w:before="20" w:after="20"/>
               <w:jc w:val="left"/>
             </w:pPr>
             <w:hyperlink r:id="rId23">
@@ -333,11 +556,13 @@
           <w:p>
             <w:pPr>
               <w:pStyle w:val="Compact"/>
+              <w:spacing w:before="20" w:after="20"/>
               <w:jc w:val="left"/>
             </w:pPr>
             <w:r>
               <w:rPr>
                 <w:rStyle w:val="VerbatimChar"/>
+                <w:sz w:val="18"/>
               </w:rPr>
               <w:t xml:space="preserve">campaign_manager</w:t>
             </w:r>
@@ -348,11 +573,13 @@
           <w:p>
             <w:pPr>
               <w:pStyle w:val="Compact"/>
+              <w:spacing w:before="20" w:after="20"/>
               <w:jc w:val="left"/>
             </w:pPr>
             <w:r>
               <w:rPr>
                 <w:rStyle w:val="VerbatimChar"/>
+                <w:sz w:val="18"/>
               </w:rPr>
               <w:t xml:space="preserve">campaign</w:t>
             </w:r>
@@ -365,6 +592,7 @@
           <w:p>
             <w:pPr>
               <w:pStyle w:val="Compact"/>
+              <w:spacing w:before="20" w:after="20"/>
               <w:jc w:val="left"/>
             </w:pPr>
             <w:hyperlink r:id="rId24">
@@ -382,23 +610,32 @@
           <w:p>
             <w:pPr>
               <w:pStyle w:val="Compact"/>
+              <w:spacing w:before="20" w:after="20"/>
               <w:jc w:val="left"/>
             </w:pPr>
             <w:r>
               <w:rPr>
                 <w:rStyle w:val="VerbatimChar"/>
+                <w:sz w:val="18"/>
               </w:rPr>
               <w:t xml:space="preserve">rule_author</w:t>
             </w:r>
             <w:r>
+              <w:rPr>
+                <w:sz w:val="18"/>
+              </w:rPr>
               <w:t xml:space="preserve">,</w:t>
             </w:r>
             <w:r>
+              <w:rPr>
+                <w:sz w:val="18"/>
+              </w:rPr>
               <w:t xml:space="preserve"> </w:t>
             </w:r>
             <w:r>
               <w:rPr>
                 <w:rStyle w:val="VerbatimChar"/>
+                <w:sz w:val="18"/>
               </w:rPr>
               <w:t xml:space="preserve">rule_approver</w:t>
             </w:r>
@@ -409,30 +646,45 @@
           <w:p>
             <w:pPr>
               <w:pStyle w:val="Compact"/>
+              <w:spacing w:before="20" w:after="20"/>
               <w:jc w:val="left"/>
             </w:pPr>
             <w:r>
               <w:rPr>
                 <w:rStyle w:val="VerbatimChar"/>
+                <w:sz w:val="18"/>
               </w:rPr>
               <w:t xml:space="preserve">author</w:t>
             </w:r>
             <w:r>
+              <w:rPr>
+                <w:sz w:val="18"/>
+              </w:rPr>
               <w:t xml:space="preserve">,</w:t>
             </w:r>
             <w:r>
+              <w:rPr>
+                <w:sz w:val="18"/>
+              </w:rPr>
               <w:t xml:space="preserve"> </w:t>
             </w:r>
             <w:r>
               <w:rPr>
                 <w:rStyle w:val="VerbatimChar"/>
+                <w:sz w:val="18"/>
               </w:rPr>
               <w:t xml:space="preserve">approver</w:t>
             </w:r>
             <w:r>
+              <w:rPr>
+                <w:sz w:val="18"/>
+              </w:rPr>
               <w:t xml:space="preserve"> </w:t>
             </w:r>
             <w:r>
+              <w:rPr>
+                <w:sz w:val="18"/>
+              </w:rPr>
               <w:t xml:space="preserve">(MFA)</w:t>
             </w:r>
           </w:p>
@@ -444,6 +696,7 @@
           <w:p>
             <w:pPr>
               <w:pStyle w:val="Compact"/>
+              <w:spacing w:before="20" w:after="20"/>
               <w:jc w:val="left"/>
             </w:pPr>
             <w:hyperlink r:id="rId25">
@@ -455,45 +708,55 @@
               </w:r>
             </w:hyperlink>
             <w:r>
+              <w:rPr>
+                <w:sz w:val="18"/>
+              </w:rPr>
+              <w:t xml:space="preserve">: approvals, audit, DSAR, governance figures</w:t>
+            </w:r>
+          </w:p>
+        </w:tc>
+        <w:tc>
+          <w:tcPr/>
+          <w:p>
+            <w:pPr>
+              <w:pStyle w:val="Compact"/>
+              <w:spacing w:before="20" w:after="20"/>
+              <w:jc w:val="left"/>
+            </w:pPr>
+            <w:r>
+              <w:rPr>
+                <w:rStyle w:val="VerbatimChar"/>
+                <w:sz w:val="18"/>
+              </w:rPr>
+              <w:t xml:space="preserve">compliance_officer</w:t>
+            </w:r>
+          </w:p>
+        </w:tc>
+        <w:tc>
+          <w:tcPr/>
+          <w:p>
+            <w:pPr>
+              <w:pStyle w:val="Compact"/>
+              <w:spacing w:before="20" w:after="20"/>
+              <w:jc w:val="left"/>
+            </w:pPr>
+            <w:r>
+              <w:rPr>
+                <w:rStyle w:val="VerbatimChar"/>
+                <w:sz w:val="18"/>
+              </w:rPr>
+              <w:t xml:space="preserve">compliance</w:t>
+            </w:r>
+            <w:r>
+              <w:rPr>
+                <w:sz w:val="18"/>
+              </w:rPr>
               <w:t xml:space="preserve"> </w:t>
             </w:r>
             <w:r>
-              <w:t xml:space="preserve">— approvals, audit, DSAR, governance dashboard</w:t>
-            </w:r>
-          </w:p>
-        </w:tc>
-        <w:tc>
-          <w:tcPr/>
-          <w:p>
-            <w:pPr>
-              <w:pStyle w:val="Compact"/>
-              <w:jc w:val="left"/>
-            </w:pPr>
-            <w:r>
-              <w:rPr>
-                <w:rStyle w:val="VerbatimChar"/>
-              </w:rPr>
-              <w:t xml:space="preserve">compliance_officer</w:t>
-            </w:r>
-          </w:p>
-        </w:tc>
-        <w:tc>
-          <w:tcPr/>
-          <w:p>
-            <w:pPr>
-              <w:pStyle w:val="Compact"/>
-              <w:jc w:val="left"/>
-            </w:pPr>
-            <w:r>
-              <w:rPr>
-                <w:rStyle w:val="VerbatimChar"/>
-              </w:rPr>
-              <w:t xml:space="preserve">compliance</w:t>
-            </w:r>
-            <w:r>
-              <w:t xml:space="preserve"> </w:t>
-            </w:r>
-            <w:r>
+              <w:rPr>
+                <w:sz w:val="18"/>
+              </w:rPr>
               <w:t xml:space="preserve">(MFA)</w:t>
             </w:r>
           </w:p>
@@ -505,6 +768,7 @@
           <w:p>
             <w:pPr>
               <w:pStyle w:val="Compact"/>
+              <w:spacing w:before="20" w:after="20"/>
               <w:jc w:val="left"/>
             </w:pPr>
             <w:hyperlink r:id="rId26">
@@ -522,11 +786,13 @@
           <w:p>
             <w:pPr>
               <w:pStyle w:val="Compact"/>
+              <w:spacing w:before="20" w:after="20"/>
               <w:jc w:val="left"/>
             </w:pPr>
             <w:r>
               <w:rPr>
                 <w:rStyle w:val="VerbatimChar"/>
+                <w:sz w:val="18"/>
               </w:rPr>
               <w:t xml:space="preserve">data_steward</w:t>
             </w:r>
@@ -537,18 +803,26 @@
           <w:p>
             <w:pPr>
               <w:pStyle w:val="Compact"/>
+              <w:spacing w:before="20" w:after="20"/>
               <w:jc w:val="left"/>
             </w:pPr>
             <w:r>
               <w:rPr>
                 <w:rStyle w:val="VerbatimChar"/>
+                <w:sz w:val="18"/>
               </w:rPr>
               <w:t xml:space="preserve">steward</w:t>
             </w:r>
             <w:r>
+              <w:rPr>
+                <w:sz w:val="18"/>
+              </w:rPr>
               <w:t xml:space="preserve"> </w:t>
             </w:r>
             <w:r>
+              <w:rPr>
+                <w:sz w:val="18"/>
+              </w:rPr>
               <w:t xml:space="preserve">(MFA)</w:t>
             </w:r>
           </w:p>
@@ -560,6 +834,7 @@
           <w:p>
             <w:pPr>
               <w:pStyle w:val="Compact"/>
+              <w:spacing w:before="20" w:after="20"/>
               <w:jc w:val="left"/>
             </w:pPr>
             <w:hyperlink r:id="rId27">
@@ -577,11 +852,13 @@
           <w:p>
             <w:pPr>
               <w:pStyle w:val="Compact"/>
+              <w:spacing w:before="20" w:after="20"/>
               <w:jc w:val="left"/>
             </w:pPr>
             <w:r>
               <w:rPr>
                 <w:rStyle w:val="VerbatimChar"/>
+                <w:sz w:val="18"/>
               </w:rPr>
               <w:t xml:space="preserve">claims_handler</w:t>
             </w:r>
@@ -592,11 +869,13 @@
           <w:p>
             <w:pPr>
               <w:pStyle w:val="Compact"/>
+              <w:spacing w:before="20" w:after="20"/>
               <w:jc w:val="left"/>
             </w:pPr>
             <w:r>
               <w:rPr>
                 <w:rStyle w:val="VerbatimChar"/>
+                <w:sz w:val="18"/>
               </w:rPr>
               <w:t xml:space="preserve">claims</w:t>
             </w:r>
@@ -609,6 +888,7 @@
           <w:p>
             <w:pPr>
               <w:pStyle w:val="Compact"/>
+              <w:spacing w:before="20" w:after="20"/>
               <w:jc w:val="left"/>
             </w:pPr>
             <w:hyperlink r:id="rId28">
@@ -626,11 +906,13 @@
           <w:p>
             <w:pPr>
               <w:pStyle w:val="Compact"/>
+              <w:spacing w:before="20" w:after="20"/>
               <w:jc w:val="left"/>
             </w:pPr>
             <w:r>
               <w:rPr>
                 <w:rStyle w:val="VerbatimChar"/>
+                <w:sz w:val="18"/>
               </w:rPr>
               <w:t xml:space="preserve">partner_manager</w:t>
             </w:r>
@@ -641,11 +923,13 @@
           <w:p>
             <w:pPr>
               <w:pStyle w:val="Compact"/>
+              <w:spacing w:before="20" w:after="20"/>
               <w:jc w:val="left"/>
             </w:pPr>
             <w:r>
               <w:rPr>
                 <w:rStyle w:val="VerbatimChar"/>
+                <w:sz w:val="18"/>
               </w:rPr>
               <w:t xml:space="preserve">partners</w:t>
             </w:r>
@@ -658,6 +942,7 @@
           <w:p>
             <w:pPr>
               <w:pStyle w:val="Compact"/>
+              <w:spacing w:before="20" w:after="20"/>
               <w:jc w:val="left"/>
             </w:pPr>
             <w:hyperlink r:id="rId29">
@@ -669,65 +954,86 @@
               </w:r>
             </w:hyperlink>
             <w:r>
+              <w:rPr>
+                <w:sz w:val="18"/>
+              </w:rPr>
+              <w:t xml:space="preserve">: users, operations status, jobs, health</w:t>
+            </w:r>
+          </w:p>
+        </w:tc>
+        <w:tc>
+          <w:tcPr/>
+          <w:p>
+            <w:pPr>
+              <w:pStyle w:val="Compact"/>
+              <w:spacing w:before="20" w:after="20"/>
+              <w:jc w:val="left"/>
+            </w:pPr>
+            <w:r>
+              <w:rPr>
+                <w:rStyle w:val="VerbatimChar"/>
+                <w:sz w:val="18"/>
+              </w:rPr>
+              <w:t xml:space="preserve">admin</w:t>
+            </w:r>
+            <w:r>
+              <w:rPr>
+                <w:sz w:val="18"/>
+              </w:rPr>
+              <w:t xml:space="preserve">,</w:t>
+            </w:r>
+            <w:r>
+              <w:rPr>
+                <w:sz w:val="18"/>
+              </w:rPr>
               <w:t xml:space="preserve"> </w:t>
             </w:r>
             <w:r>
-              <w:t xml:space="preserve">— users, operations status, jobs, health</w:t>
-            </w:r>
-          </w:p>
-        </w:tc>
-        <w:tc>
-          <w:tcPr/>
-          <w:p>
-            <w:pPr>
-              <w:pStyle w:val="Compact"/>
-              <w:jc w:val="left"/>
-            </w:pPr>
-            <w:r>
               <w:rPr>
                 <w:rStyle w:val="VerbatimChar"/>
+                <w:sz w:val="18"/>
+              </w:rPr>
+              <w:t xml:space="preserve">support_engineer</w:t>
+            </w:r>
+          </w:p>
+        </w:tc>
+        <w:tc>
+          <w:tcPr/>
+          <w:p>
+            <w:pPr>
+              <w:pStyle w:val="Compact"/>
+              <w:spacing w:before="20" w:after="20"/>
+              <w:jc w:val="left"/>
+            </w:pPr>
+            <w:r>
+              <w:rPr>
+                <w:rStyle w:val="VerbatimChar"/>
+                <w:sz w:val="18"/>
               </w:rPr>
               <w:t xml:space="preserve">admin</w:t>
             </w:r>
             <w:r>
-              <w:t xml:space="preserve">,</w:t>
-            </w:r>
-            <w:r>
+              <w:rPr>
+                <w:sz w:val="18"/>
+              </w:rPr>
               <w:t xml:space="preserve"> </w:t>
             </w:r>
             <w:r>
               <w:rPr>
+                <w:sz w:val="18"/>
+              </w:rPr>
+              <w:t xml:space="preserve">(MFA),</w:t>
+            </w:r>
+            <w:r>
+              <w:rPr>
+                <w:sz w:val="18"/>
+              </w:rPr>
+              <w:t xml:space="preserve"> </w:t>
+            </w:r>
+            <w:r>
+              <w:rPr>
                 <w:rStyle w:val="VerbatimChar"/>
-              </w:rPr>
-              <w:t xml:space="preserve">support_engineer</w:t>
-            </w:r>
-          </w:p>
-        </w:tc>
-        <w:tc>
-          <w:tcPr/>
-          <w:p>
-            <w:pPr>
-              <w:pStyle w:val="Compact"/>
-              <w:jc w:val="left"/>
-            </w:pPr>
-            <w:r>
-              <w:rPr>
-                <w:rStyle w:val="VerbatimChar"/>
-              </w:rPr>
-              <w:t xml:space="preserve">admin</w:t>
-            </w:r>
-            <w:r>
-              <w:t xml:space="preserve"> </w:t>
-            </w:r>
-            <w:r>
-              <w:t xml:space="preserve">(MFA),</w:t>
-            </w:r>
-            <w:r>
-              <w:t xml:space="preserve"> </w:t>
-            </w:r>
-            <w:r>
-              <w:rPr>
-                <w:rStyle w:val="VerbatimChar"/>
+                <w:sz w:val="18"/>
               </w:rPr>
               <w:t xml:space="preserve">support</w:t>
             </w:r>
@@ -736,10 +1042,13 @@
       </w:tr>
       <w:tr>
         <w:tc>
-          <w:tcPr/>
-          <w:p>
-            <w:pPr>
-              <w:pStyle w:val="Compact"/>
+          <w:tcPr>
+            <w:noWrap/>
+          </w:tcPr>
+          <w:p>
+            <w:pPr>
+              <w:pStyle w:val="Compact"/>
+              <w:spacing w:before="20" w:after="20"/>
               <w:jc w:val="left"/>
             </w:pPr>
             <w:hyperlink r:id="rId30">
@@ -757,11 +1066,13 @@
           <w:p>
             <w:pPr>
               <w:pStyle w:val="Compact"/>
+              <w:spacing w:before="20" w:after="20"/>
               <w:jc w:val="left"/>
             </w:pPr>
             <w:r>
               <w:rPr>
                 <w:rStyle w:val="VerbatimChar"/>
+                <w:sz w:val="18"/>
               </w:rPr>
               <w:t xml:space="preserve">executive</w:t>
             </w:r>
@@ -772,11 +1083,13 @@
           <w:p>
             <w:pPr>
               <w:pStyle w:val="Compact"/>
+              <w:spacing w:before="20" w:after="20"/>
               <w:jc w:val="left"/>
             </w:pPr>
             <w:r>
               <w:rPr>
                 <w:rStyle w:val="VerbatimChar"/>
+                <w:sz w:val="18"/>
               </w:rPr>
               <w:t xml:space="preserve">exec</w:t>
             </w:r>
@@ -789,7 +1102,19 @@
         <w:pStyle w:val="BodyText"/>
       </w:pPr>
       <w:r>
-        <w:t xml:space="preserve">The internal auditor role (</w:t>
+        <w:t xml:space="preserve">Roles and their permissions are defined in</w:t>
+      </w:r>
+      <w:r>
+        <w:t xml:space="preserve"> </w:t>
+      </w:r>
+      <w:r>
+        <w:rPr>
+          <w:rStyle w:val="VerbatimChar"/>
+        </w:rPr>
+        <w:t xml:space="preserve">config/security/rbac.json</w:t>
+      </w:r>
+      <w:r>
+        <w:t xml:space="preserve">. The internal auditor role (</w:t>
       </w:r>
       <w:r>
         <w:rPr>
@@ -810,7 +1135,7 @@
         <w:t xml:space="preserve">auditor</w:t>
       </w:r>
       <w:r>
-        <w:t xml:space="preserve">) is read-only. Use the audit sections of the</w:t>
+        <w:t xml:space="preserve">) is read-only. Auditors should use the audit sections of the</w:t>
       </w:r>
       <w:r>
         <w:t xml:space="preserve"> </w:t>
@@ -820,14 +1145,14 @@
           <w:rPr>
             <w:rStyle w:val="Hyperlink"/>
           </w:rPr>
-          <w:t xml:space="preserve">Compliance Officer</w:t>
+          <w:t xml:space="preserve">Compliance Officer Manual</w:t>
         </w:r>
       </w:hyperlink>
       <w:r>
         <w:t xml:space="preserve"> </w:t>
       </w:r>
       <w:r>
-        <w:t xml:space="preserve">manual.</w:t>
+        <w:t xml:space="preserve">(section 4).</w:t>
       </w:r>
     </w:p>
     <w:p>
@@ -839,13 +1164,13 @@
           <w:bCs/>
           <w:b/>
         </w:rPr>
-        <w:t xml:space="preserve">Sandbox:</w:t>
+        <w:t xml:space="preserve">Training and UAT environments:</w:t>
       </w:r>
       <w:r>
         <w:t xml:space="preserve"> </w:t>
       </w:r>
       <w:r>
-        <w:t xml:space="preserve">the demo password is</w:t>
+        <w:t xml:space="preserve">demo users exist only when the platform runs in demo mode. Sign in with the username and password from the access workbook issued for your environment (a local demo on a developer machine uses the default password</w:t>
       </w:r>
       <w:r>
         <w:t xml:space="preserve"> </w:t>
@@ -857,16 +1182,7 @@
         <w:t xml:space="preserve">Tasco@Demo2026!</w:t>
       </w:r>
       <w:r>
-        <w:t xml:space="preserve">. MFA codes for demo users come from the sign-in page's demo helper (</w:t>
-      </w:r>
-      <w:r>
-        <w:rPr>
-          <w:rStyle w:val="VerbatimChar"/>
-        </w:rPr>
-        <w:t xml:space="preserve">GET /api/demo/totp/&lt;username&gt;</w:t>
-      </w:r>
-      <w:r>
-        <w:t xml:space="preserve">), which is available</w:t>
+        <w:t xml:space="preserve">). The sign-in page has no role shortcut buttons. Users with MFA roles enrol an authenticator app at their first sign-in. In UAT, the MFA step also offers</w:t>
       </w:r>
       <w:r>
         <w:t xml:space="preserve"> </w:t>
@@ -876,10 +1192,10 @@
           <w:bCs/>
           <w:b/>
         </w:rPr>
-        <w:t xml:space="preserve">only in demo mode</w:t>
-      </w:r>
-      <w:r>
-        <w:t xml:space="preserve">. None of this exists in production.</w:t>
+        <w:t xml:space="preserve">Sign in with demo code (UAT)</w:t>
+      </w:r>
+      <w:r>
+        <w:t xml:space="preserve">. None of these helpers exist in production.</w:t>
       </w:r>
     </w:p>
     <w:bookmarkEnd w:id="31"/>
@@ -915,12 +1231,14 @@
           <w:p>
             <w:pPr>
               <w:pStyle w:val="Compact"/>
+              <w:spacing w:before="20" w:after="20"/>
               <w:jc w:val="left"/>
             </w:pPr>
             <w:r>
               <w:rPr>
                 <w:b/>
                 <w:color w:val="FFFFFF"/>
+                <w:sz w:val="18"/>
               </w:rPr>
               <w:t xml:space="preserve">Guide</w:t>
             </w:r>
@@ -933,12 +1251,14 @@
           <w:p>
             <w:pPr>
               <w:pStyle w:val="Compact"/>
+              <w:spacing w:before="20" w:after="20"/>
               <w:jc w:val="left"/>
             </w:pPr>
             <w:r>
               <w:rPr>
                 <w:b/>
                 <w:color w:val="FFFFFF"/>
+                <w:sz w:val="18"/>
               </w:rPr>
               <w:t xml:space="preserve">Audience</w:t>
             </w:r>
@@ -951,6 +1271,7 @@
           <w:p>
             <w:pPr>
               <w:pStyle w:val="Compact"/>
+              <w:spacing w:before="20" w:after="20"/>
               <w:jc w:val="left"/>
             </w:pPr>
             <w:hyperlink r:id="rId32">
@@ -962,84 +1283,25 @@
               </w:r>
             </w:hyperlink>
             <w:r>
-              <w:t xml:space="preserve"> </w:t>
-            </w:r>
-            <w:r>
-              <w:t xml:space="preserve">—</w:t>
-            </w:r>
-            <w:r>
-              <w:t xml:space="preserve"> </w:t>
-            </w:r>
-            <w:r>
-              <w:rPr>
-                <w:rStyle w:val="VerbatimChar"/>
-              </w:rPr>
-              <w:t xml:space="preserve">/api/partner/v1/quotes</w:t>
-            </w:r>
-            <w:r>
-              <w:t xml:space="preserve">,</w:t>
-            </w:r>
-            <w:r>
-              <w:t xml:space="preserve"> </w:t>
-            </w:r>
-            <w:r>
-              <w:rPr>
-                <w:rStyle w:val="VerbatimChar"/>
-              </w:rPr>
-              <w:t xml:space="preserve">/orders</w:t>
-            </w:r>
-            <w:r>
-              <w:t xml:space="preserve"> </w:t>
-            </w:r>
-            <w:r>
-              <w:t xml:space="preserve">(Idempotency-Key),</w:t>
-            </w:r>
-            <w:r>
-              <w:t xml:space="preserve"> </w:t>
-            </w:r>
-            <w:r>
-              <w:rPr>
-                <w:rStyle w:val="VerbatimChar"/>
-              </w:rPr>
-              <w:t xml:space="preserve">/policies</w:t>
-            </w:r>
-            <w:r>
-              <w:t xml:space="preserve">,</w:t>
-            </w:r>
-            <w:r>
-              <w:t xml:space="preserve"> </w:t>
-            </w:r>
-            <w:r>
-              <w:rPr>
-                <w:rStyle w:val="VerbatimChar"/>
-              </w:rPr>
-              <w:t xml:space="preserve">/statement</w:t>
-            </w:r>
-            <w:r>
-              <w:t xml:space="preserve">,</w:t>
-            </w:r>
-            <w:r>
-              <w:t xml:space="preserve"> </w:t>
-            </w:r>
-            <w:r>
-              <w:rPr>
-                <w:rStyle w:val="VerbatimChar"/>
-              </w:rPr>
-              <w:t xml:space="preserve">X-Api-Key</w:t>
-            </w:r>
-            <w:r>
-              <w:t xml:space="preserve">, error format, curl examples</w:t>
-            </w:r>
-          </w:p>
-        </w:tc>
-        <w:tc>
-          <w:tcPr/>
-          <w:p>
-            <w:pPr>
-              <w:pStyle w:val="Compact"/>
-              <w:jc w:val="left"/>
-            </w:pPr>
-            <w:r>
+              <w:rPr>
+                <w:sz w:val="18"/>
+              </w:rPr>
+              <w:t xml:space="preserve">: quotes, orders (idempotent), policies, commission statement, authentication, errors, curl examples</w:t>
+            </w:r>
+          </w:p>
+        </w:tc>
+        <w:tc>
+          <w:tcPr/>
+          <w:p>
+            <w:pPr>
+              <w:pStyle w:val="Compact"/>
+              <w:spacing w:before="20" w:after="20"/>
+              <w:jc w:val="left"/>
+            </w:pPr>
+            <w:r>
+              <w:rPr>
+                <w:sz w:val="18"/>
+              </w:rPr>
               <w:t xml:space="preserve">Partner developers</w:t>
             </w:r>
           </w:p>
@@ -1051,6 +1313,7 @@
           <w:p>
             <w:pPr>
               <w:pStyle w:val="Compact"/>
+              <w:spacing w:before="20" w:after="20"/>
               <w:jc w:val="left"/>
             </w:pPr>
             <w:hyperlink r:id="rId33">
@@ -1062,21 +1325,25 @@
               </w:r>
             </w:hyperlink>
             <w:r>
-              <w:t xml:space="preserve"> </w:t>
-            </w:r>
-            <w:r>
-              <w:t xml:space="preserve">— Vietnamese with English summary</w:t>
-            </w:r>
-          </w:p>
-        </w:tc>
-        <w:tc>
-          <w:tcPr/>
-          <w:p>
-            <w:pPr>
-              <w:pStyle w:val="Compact"/>
-              <w:jc w:val="left"/>
-            </w:pPr>
-            <w:r>
+              <w:rPr>
+                <w:sz w:val="18"/>
+              </w:rPr>
+              <w:t xml:space="preserve">: Vietnamese, with an English summary</w:t>
+            </w:r>
+          </w:p>
+        </w:tc>
+        <w:tc>
+          <w:tcPr/>
+          <w:p>
+            <w:pPr>
+              <w:pStyle w:val="Compact"/>
+              <w:spacing w:before="20" w:after="20"/>
+              <w:jc w:val="left"/>
+            </w:pPr>
+            <w:r>
+              <w:rPr>
+                <w:sz w:val="18"/>
+              </w:rPr>
               <w:t xml:space="preserve">VETC drivers, and customer-service staff who support them</w:t>
             </w:r>
           </w:p>
@@ -1172,7 +1439,7 @@
         <w:pStyle w:val="Compact"/>
       </w:pPr>
       <w:r>
-        <w:t xml:space="preserve">Screen labels are in English, with the Vietnamese label in brackets where it helps. The console opens in Vietnamese by default (VI/EN toggle in the top bar).</w:t>
+        <w:t xml:space="preserve">Screen labels are in English, with the Vietnamese label in brackets where it helps. The console opens in Vietnamese by default. The language button in the top bar switches between Vietnamese and English.</w:t>
       </w:r>
     </w:p>
     <w:p>
@@ -1184,7 +1451,7 @@
         <w:pStyle w:val="Compact"/>
       </w:pPr>
       <w:r>
-        <w:t xml:space="preserve">Dates are dd/mm/yyyy. Money is in VND.</w:t>
+        <w:t xml:space="preserve">Dates on screen are dd/mm/yyyy. Money is in VND.</w:t>
       </w:r>
     </w:p>
     <w:p>
@@ -1201,10 +1468,22 @@
     </w:p>
     <w:p>
       <w:pPr>
+        <w:numPr>
+          <w:ilvl w:val="0"/>
+          <w:numId w:val="1001"/>
+        </w:numPr>
+        <w:pStyle w:val="Compact"/>
+      </w:pPr>
+      <w:r>
+        <w:t xml:space="preserve">Staff never take payment. Customers confirm and pay inside the VETC app.</w:t>
+      </w:r>
+    </w:p>
+    <w:p>
+      <w:pPr>
         <w:pStyle w:val="FirstParagraph"/>
       </w:pPr>
       <w:r>
-        <w:t xml:space="preserve">Related:</w:t>
+        <w:t xml:space="preserve">Related: the UX documents in</w:t>
       </w:r>
       <w:r>
         <w:t xml:space="preserve"> </w:t>
@@ -1219,7 +1498,7 @@
         <w:t xml:space="preserve"> </w:t>
       </w:r>
       <w:r>
-        <w:t xml:space="preserve">(design system, accessibility, information architecture),</w:t>
+        <w:t xml:space="preserve">(design system, accessibility, information architecture) and the delivery documents in</w:t>
       </w:r>
       <w:r>
         <w:t xml:space="preserve"> </w:t>
@@ -1231,10 +1510,7 @@
         <w:t xml:space="preserve">docs/delivery/</w:t>
       </w:r>
       <w:r>
-        <w:t xml:space="preserve"> </w:t>
-      </w:r>
-      <w:r>
-        <w:t xml:space="preserve">(training plan, KT plan with runbooks).</w:t>
+        <w:t xml:space="preserve">, in particular the Change Management and Training Plan (docs/delivery/change-management-and-training.pdf) and the Knowledge Transfer Plan (docs/delivery/kt-plan.pdf).</w:t>
       </w:r>
     </w:p>
     <w:bookmarkEnd w:id="35"/>
@@ -1261,7 +1537,7 @@
     </w:pPr>
     <w:r>
       <w:rPr>
-        <w:rFonts w:ascii="Arial" w:hAnsi="Arial"/>
+        <w:rFonts w:ascii="Calibri" w:hAnsi="Calibri"/>
         <w:sz w:val="16"/>
       </w:rPr>
       <w:t xml:space="preserve">Prepared by iorta TechNXT · Confidential · Page </w:t>
@@ -1306,7 +1582,7 @@
     </w:pPr>
     <w:r>
       <w:rPr>
-        <w:rFonts w:ascii="Arial" w:hAnsi="Arial"/>
+        <w:rFonts w:ascii="Calibri" w:hAnsi="Calibri"/>
         <w:color w:val="213368"/>
         <w:sz w:val="16"/>
       </w:rPr>
@@ -1501,9 +1777,9 @@
     <w:name w:val="Normal"/>
     <w:qFormat/>
     <w:rPr>
-      <w:rFonts w:ascii="Arial" w:cs="Arial" w:eastAsia="Arial" w:hAnsi="Arial"/>
+      <w:rFonts w:ascii="Calibri" w:cs="Calibri" w:eastAsia="Calibri" w:hAnsi="Calibri"/>
       <w:color w:val="121A33"/>
-      <w:sz w:val="21"/>
+      <w:sz w:val="22"/>
     </w:rPr>
   </w:style>
   <w:style w:styleId="BodyText" w:type="paragraph">
@@ -1515,9 +1791,9 @@
     </w:pPr>
     <w:qFormat/>
     <w:rPr>
-      <w:rFonts w:ascii="Arial" w:cs="Arial" w:eastAsia="Arial" w:hAnsi="Arial"/>
+      <w:rFonts w:ascii="Calibri" w:cs="Calibri" w:eastAsia="Calibri" w:hAnsi="Calibri"/>
       <w:color w:val="121A33"/>
-      <w:sz w:val="21"/>
+      <w:sz w:val="22"/>
     </w:rPr>
   </w:style>
   <w:style w:customStyle="1" w:styleId="FirstParagraph" w:type="paragraph">
@@ -1526,9 +1802,9 @@
     <w:next w:val="BodyText"/>
     <w:qFormat/>
     <w:rPr>
-      <w:rFonts w:ascii="Arial" w:cs="Arial" w:eastAsia="Arial" w:hAnsi="Arial"/>
+      <w:rFonts w:ascii="Calibri" w:cs="Calibri" w:eastAsia="Calibri" w:hAnsi="Calibri"/>
       <w:color w:val="121A33"/>
-      <w:sz w:val="21"/>
+      <w:sz w:val="22"/>
     </w:rPr>
   </w:style>
   <w:style w:customStyle="1" w:styleId="Compact" w:type="paragraph">
@@ -1539,9 +1815,9 @@
       <w:spacing w:after="36" w:before="36"/>
     </w:pPr>
     <w:rPr>
-      <w:rFonts w:ascii="Arial" w:cs="Arial" w:eastAsia="Arial" w:hAnsi="Arial"/>
+      <w:rFonts w:ascii="Calibri" w:cs="Calibri" w:eastAsia="Calibri" w:hAnsi="Calibri"/>
       <w:color w:val="121A33"/>
-      <w:sz w:val="21"/>
+      <w:sz w:val="22"/>
     </w:rPr>
   </w:style>
   <w:style w:styleId="Title" w:type="paragraph">
@@ -1556,11 +1832,11 @@
       <w:jc w:val="center"/>
     </w:pPr>
     <w:rPr>
-      <w:rFonts w:ascii="Arial" w:asciiTheme="majorHAnsi" w:cs="Arial" w:cstheme="majorBidi" w:eastAsia="Arial" w:eastAsiaTheme="majorEastAsia" w:hAnsi="Arial" w:hAnsiTheme="majorHAnsi"/>
+      <w:rFonts w:ascii="Calibri" w:asciiTheme="majorHAnsi" w:cs="Calibri" w:cstheme="majorBidi" w:eastAsia="Calibri" w:eastAsiaTheme="majorEastAsia" w:hAnsi="Calibri" w:hAnsiTheme="majorHAnsi"/>
       <w:b/>
       <w:bCs/>
       <w:color w:val="213368"/>
-      <w:sz w:val="48"/>
+      <w:sz w:val="52"/>
       <w:szCs w:val="36"/>
     </w:rPr>
   </w:style>
@@ -1576,7 +1852,7 @@
       <w:jc w:val="center"/>
     </w:pPr>
     <w:rPr>
-      <w:rFonts w:ascii="Arial" w:cs="Arial" w:eastAsia="Arial" w:hAnsi="Arial"/>
+      <w:rFonts w:ascii="Calibri" w:cs="Calibri" w:eastAsia="Calibri" w:hAnsi="Calibri"/>
       <w:b w:val="0"/>
       <w:color w:val="0B6B66"/>
       <w:sz w:val="26"/>
@@ -1845,9 +2121,9 @@
       <w:ind w:firstLine="0" w:left="480" w:right="480"/>
     </w:pPr>
     <w:rPr>
-      <w:rFonts w:ascii="Arial" w:cs="Arial" w:eastAsia="Arial" w:hAnsi="Arial"/>
+      <w:rFonts w:ascii="Calibri" w:cs="Calibri" w:eastAsia="Calibri" w:hAnsi="Calibri"/>
       <w:color w:val="121A33"/>
-      <w:sz w:val="21"/>
+      <w:sz w:val="22"/>
     </w:rPr>
   </w:style>
   <w:style w:styleId="FootnoteText" w:type="paragraph">
@@ -1870,7 +2146,7 @@
     <w:unhideWhenUsed/>
     <w:qFormat/>
     <w:rPr>
-      <w:rFonts w:ascii="Arial" w:cs="Arial" w:eastAsia="Arial" w:hAnsi="Arial"/>
+      <w:rFonts w:ascii="Calibri" w:cs="Calibri" w:eastAsia="Calibri" w:hAnsi="Calibri"/>
       <w:sz w:val="18"/>
     </w:rPr>
     <w:tblPr>
@@ -1966,7 +2242,8 @@
     <w:basedOn w:val="BodyTextChar"/>
     <w:rPr>
       <w:rFonts w:ascii="Consolas" w:cs="Consolas" w:eastAsia="Consolas" w:hAnsi="Consolas"/>
-      <w:sz w:val="17"/>
+      <w:color w:val="2A3A6E"/>
+      <w:sz w:val="18"/>
     </w:rPr>
   </w:style>
   <w:style w:customStyle="1" w:styleId="SectionNumber" w:type="character">
